--- a/india_monitor_data/rag/documents/Strike_Intelligence/France_Strike_Intelligence.docx
+++ b/india_monitor_data/rag/documents/Strike_Intelligence/France_Strike_Intelligence.docx
@@ -15,9 +15,9 @@
       <w:r>
         <w:t>Monitored Freight Hub: France Logistics Cluster</w:t>
         <w:br/>
-        <w:t>Generated: 2026-09-08 14:22:29 | Total Disruption Incidents Analyzed: 10</w:t>
+        <w:t>Generated: 2026-09-09 16:49:44 | Total Disruption Incidents Analyzed: 12</w:t>
         <w:br/>
-        <w:t>Disruption Severity Breakdown: 🔴 HIGH: 0 | 🟡 MEDIUM: 9 | 🟢 LOW: 1</w:t>
+        <w:t>Disruption Severity Breakdown: 🔴 HIGH: 0 | 🟡 MEDIUM: 11 | 🟢 LOW: 1</w:t>
       </w:r>
     </w:p>
     <w:p>
@@ -132,7 +132,7 @@
           </w:tcPr>
           <w:p>
             <w:r>
-              <w:t>Wildfires overwhelm exhausted firefighters in France and Spain</w:t>
+              <w:t>French authorities say 220,000 now evacuated from biggest forest fire</w:t>
             </w:r>
           </w:p>
         </w:tc>
@@ -240,7 +240,7 @@
           </w:tcPr>
           <w:p>
             <w:r>
-              <w:t>French authorities say 220,000 now evacuated from biggest forest fire</w:t>
+              <w:t>Wildfires overwhelm exhausted firefighters in France and Spain</w:t>
             </w:r>
           </w:p>
         </w:tc>
@@ -294,6 +294,114 @@
           </w:tcPr>
           <w:p>
             <w:r>
+              <w:t>France And Spain Wildfires: More Than 250,000 People Are Forced To Flee Homes</w:t>
+            </w:r>
+          </w:p>
+        </w:tc>
+        <w:tc>
+          <w:tcPr>
+            <w:tcW w:type="dxa" w:w="1728"/>
+          </w:tcPr>
+          <w:p>
+            <w:r>
+              <w:t>🟡 MEDIUM</w:t>
+            </w:r>
+          </w:p>
+        </w:tc>
+      </w:tr>
+      <w:tr>
+        <w:tc>
+          <w:tcPr>
+            <w:tcW w:type="dxa" w:w="1728"/>
+          </w:tcPr>
+          <w:p>
+            <w:r>
+              <w:t>INC-FRA-05</w:t>
+              <w:br/>
+              <w:t>(None)</w:t>
+            </w:r>
+          </w:p>
+        </w:tc>
+        <w:tc>
+          <w:tcPr>
+            <w:tcW w:type="dxa" w:w="1728"/>
+          </w:tcPr>
+          <w:p>
+            <w:r>
+              <w:t>Unknown</w:t>
+            </w:r>
+          </w:p>
+        </w:tc>
+        <w:tc>
+          <w:tcPr>
+            <w:tcW w:type="dxa" w:w="1728"/>
+          </w:tcPr>
+          <w:p>
+            <w:r>
+              <w:t>Natural_Disaster</w:t>
+            </w:r>
+          </w:p>
+        </w:tc>
+        <w:tc>
+          <w:tcPr>
+            <w:tcW w:type="dxa" w:w="1728"/>
+          </w:tcPr>
+          <w:p>
+            <w:r>
+              <w:t>French authorities say 220,000 now evacuated from biggest forest fire</w:t>
+            </w:r>
+          </w:p>
+        </w:tc>
+        <w:tc>
+          <w:tcPr>
+            <w:tcW w:type="dxa" w:w="1728"/>
+          </w:tcPr>
+          <w:p>
+            <w:r>
+              <w:t>🟡 MEDIUM</w:t>
+            </w:r>
+          </w:p>
+        </w:tc>
+      </w:tr>
+      <w:tr>
+        <w:tc>
+          <w:tcPr>
+            <w:tcW w:type="dxa" w:w="1728"/>
+          </w:tcPr>
+          <w:p>
+            <w:r>
+              <w:t>INC-FRA-06</w:t>
+              <w:br/>
+              <w:t>(None)</w:t>
+            </w:r>
+          </w:p>
+        </w:tc>
+        <w:tc>
+          <w:tcPr>
+            <w:tcW w:type="dxa" w:w="1728"/>
+          </w:tcPr>
+          <w:p>
+            <w:r>
+              <w:t>Unknown</w:t>
+            </w:r>
+          </w:p>
+        </w:tc>
+        <w:tc>
+          <w:tcPr>
+            <w:tcW w:type="dxa" w:w="1728"/>
+          </w:tcPr>
+          <w:p>
+            <w:r>
+              <w:t>Natural_Disaster</w:t>
+            </w:r>
+          </w:p>
+        </w:tc>
+        <w:tc>
+          <w:tcPr>
+            <w:tcW w:type="dxa" w:w="1728"/>
+          </w:tcPr>
+          <w:p>
+            <w:r>
               <w:t>France evacuates over 220,000 people as forest fire rages near Bordeaux</w:t>
             </w:r>
           </w:p>
@@ -316,7 +424,7 @@
           </w:tcPr>
           <w:p>
             <w:r>
-              <w:t>INC-FRA-05</w:t>
+              <w:t>INC-FRA-07</w:t>
               <w:br/>
               <w:t>(None)</w:t>
             </w:r>
@@ -370,7 +478,7 @@
           </w:tcPr>
           <w:p>
             <w:r>
-              <w:t>INC-FRA-06</w:t>
+              <w:t>INC-FRA-08</w:t>
               <w:br/>
               <w:t>(None)</w:t>
             </w:r>
@@ -424,7 +532,7 @@
           </w:tcPr>
           <w:p>
             <w:r>
-              <w:t>INC-FRA-07</w:t>
+              <w:t>INC-FRA-09</w:t>
               <w:br/>
               <w:t>(None)</w:t>
             </w:r>
@@ -478,7 +586,7 @@
           </w:tcPr>
           <w:p>
             <w:r>
-              <w:t>INC-FRA-08</w:t>
+              <w:t>INC-FRA-10</w:t>
               <w:br/>
               <w:t>(None)</w:t>
             </w:r>
@@ -521,114 +629,6 @@
           <w:p>
             <w:r>
               <w:t>🟡 MEDIUM</w:t>
-            </w:r>
-          </w:p>
-        </w:tc>
-      </w:tr>
-      <w:tr>
-        <w:tc>
-          <w:tcPr>
-            <w:tcW w:type="dxa" w:w="1728"/>
-          </w:tcPr>
-          <w:p>
-            <w:r>
-              <w:t>INC-FRA-09</w:t>
-              <w:br/>
-              <w:t>(None)</w:t>
-            </w:r>
-          </w:p>
-        </w:tc>
-        <w:tc>
-          <w:tcPr>
-            <w:tcW w:type="dxa" w:w="1728"/>
-          </w:tcPr>
-          <w:p>
-            <w:r>
-              <w:t>Unknown</w:t>
-            </w:r>
-          </w:p>
-        </w:tc>
-        <w:tc>
-          <w:tcPr>
-            <w:tcW w:type="dxa" w:w="1728"/>
-          </w:tcPr>
-          <w:p>
-            <w:r>
-              <w:t>Natural_Disaster</w:t>
-            </w:r>
-          </w:p>
-        </w:tc>
-        <w:tc>
-          <w:tcPr>
-            <w:tcW w:type="dxa" w:w="1728"/>
-          </w:tcPr>
-          <w:p>
-            <w:r>
-              <w:t>France evacuates over 220,000 people as forest fire rages near Bordeaux</w:t>
-            </w:r>
-          </w:p>
-        </w:tc>
-        <w:tc>
-          <w:tcPr>
-            <w:tcW w:type="dxa" w:w="1728"/>
-          </w:tcPr>
-          <w:p>
-            <w:r>
-              <w:t>🟡 MEDIUM</w:t>
-            </w:r>
-          </w:p>
-        </w:tc>
-      </w:tr>
-      <w:tr>
-        <w:tc>
-          <w:tcPr>
-            <w:tcW w:type="dxa" w:w="1728"/>
-          </w:tcPr>
-          <w:p>
-            <w:r>
-              <w:t>INC-FRA-10</w:t>
-              <w:br/>
-              <w:t>(None)</w:t>
-            </w:r>
-          </w:p>
-        </w:tc>
-        <w:tc>
-          <w:tcPr>
-            <w:tcW w:type="dxa" w:w="1728"/>
-          </w:tcPr>
-          <w:p>
-            <w:r>
-              <w:t>Unknown</w:t>
-            </w:r>
-          </w:p>
-        </w:tc>
-        <w:tc>
-          <w:tcPr>
-            <w:tcW w:type="dxa" w:w="1728"/>
-          </w:tcPr>
-          <w:p>
-            <w:r>
-              <w:t>Truck</w:t>
-            </w:r>
-          </w:p>
-        </w:tc>
-        <w:tc>
-          <w:tcPr>
-            <w:tcW w:type="dxa" w:w="1728"/>
-          </w:tcPr>
-          <w:p>
-            <w:r>
-              <w:t>Truck driver strikes in France grow over holiday cuts and pay disputes</w:t>
-            </w:r>
-          </w:p>
-        </w:tc>
-        <w:tc>
-          <w:tcPr>
-            <w:tcW w:type="dxa" w:w="1728"/>
-          </w:tcPr>
-          <w:p>
-            <w:r>
-              <w:t>🟢 LOW</w:t>
             </w:r>
           </w:p>
         </w:tc>
